--- a/downloads/teacher/05 Materials/Unit 01/Handouts/Handout 01.11 - Label Scavenger Hunt.docx
+++ b/downloads/teacher/05 Materials/Unit 01/Handouts/Handout 01.11 - Label Scavenger Hunt.docx
@@ -405,22 +405,34 @@
       <w:r>
         <w:t xml:space="preserve">5% DV or less is LOW. 20% DV or more is HIGH.</w:t>
       </w:r>
-      <w:r>
-        <w:t xml:space="preserve"> </w:t>
-      </w:r>
-      <w:r>
-        <w:t xml:space="preserve">- Low is good for the get less list: saturated fat, sodium, added sugars.</w:t>
-      </w:r>
-      <w:r>
-        <w:t xml:space="preserve"> </w:t>
-      </w:r>
-      <w:r>
-        <w:t xml:space="preserve">- High is good for the get more list: dietary fiber, vitamin D, calcium, iron, potassium.</w:t>
-      </w:r>
-    </w:p>
-    <w:p>
-      <w:pPr>
-        <w:pStyle w:val="BodyText"/>
+    </w:p>
+    <w:p>
+      <w:pPr>
+        <w:numPr>
+          <w:ilvl w:val="0"/>
+          <w:numId w:val="1001"/>
+        </w:numPr>
+        <w:pStyle w:val="Compact"/>
+      </w:pPr>
+      <w:r>
+        <w:t xml:space="preserve">Low is good for the get less list: saturated fat, sodium, added sugars.</w:t>
+      </w:r>
+    </w:p>
+    <w:p>
+      <w:pPr>
+        <w:numPr>
+          <w:ilvl w:val="0"/>
+          <w:numId w:val="1001"/>
+        </w:numPr>
+        <w:pStyle w:val="Compact"/>
+      </w:pPr>
+      <w:r>
+        <w:t xml:space="preserve">High is good for the get more list: dietary fiber, vitamin D, calcium, iron, potassium.</w:t>
+      </w:r>
+    </w:p>
+    <w:p>
+      <w:pPr>
+        <w:pStyle w:val="FirstParagraph"/>
       </w:pPr>
       <w:r>
         <w:t xml:space="preserve">Practice on the screen label: Sodium is ______% DV, so it is low / in between / high. Fiber is ______% DV, so it is low / in between / high.</w:t>
@@ -832,7 +844,7 @@
       <w:pPr>
         <w:numPr>
           <w:ilvl w:val="0"/>
-          <w:numId w:val="1001"/>
+          <w:numId w:val="1002"/>
         </w:numPr>
       </w:pPr>
       <w:r>
@@ -843,7 +855,7 @@
       <w:pPr>
         <w:numPr>
           <w:ilvl w:val="0"/>
-          <w:numId w:val="1001"/>
+          <w:numId w:val="1002"/>
         </w:numPr>
       </w:pPr>
       <w:r>
@@ -854,7 +866,7 @@
       <w:pPr>
         <w:numPr>
           <w:ilvl w:val="0"/>
-          <w:numId w:val="1001"/>
+          <w:numId w:val="1002"/>
         </w:numPr>
       </w:pPr>
       <w:r>
@@ -865,7 +877,7 @@
       <w:pPr>
         <w:numPr>
           <w:ilvl w:val="0"/>
-          <w:numId w:val="1001"/>
+          <w:numId w:val="1002"/>
         </w:numPr>
       </w:pPr>
       <w:r>
@@ -894,7 +906,7 @@
       <w:pPr>
         <w:numPr>
           <w:ilvl w:val="0"/>
-          <w:numId w:val="1001"/>
+          <w:numId w:val="1002"/>
         </w:numPr>
       </w:pPr>
       <w:r>
@@ -905,7 +917,7 @@
       <w:pPr>
         <w:numPr>
           <w:ilvl w:val="0"/>
-          <w:numId w:val="1001"/>
+          <w:numId w:val="1002"/>
         </w:numPr>
       </w:pPr>
       <w:r>
@@ -1148,17 +1160,29 @@
         </w:rPr>
         <w:t xml:space="preserve">If the written-out labels on page 4 are used, the answers are:</w:t>
       </w:r>
-      <w:r>
-        <w:t xml:space="preserve"> </w:t>
-      </w:r>
-      <w:r>
-        <w:t xml:space="preserve">1. Most sodium per serving: Chicken Noodle Soup, 890 mg (39%).</w:t>
-      </w:r>
-      <w:r>
-        <w:t xml:space="preserve"> </w:t>
-      </w:r>
-      <w:r>
-        <w:t xml:space="preserve">2. Fewest servings per container: a tie between the soup and the sports drink at about 2.5; accept either. (Push:</w:t>
+    </w:p>
+    <w:p>
+      <w:pPr>
+        <w:numPr>
+          <w:ilvl w:val="0"/>
+          <w:numId w:val="1003"/>
+        </w:numPr>
+        <w:pStyle w:val="Compact"/>
+      </w:pPr>
+      <w:r>
+        <w:t xml:space="preserve">Most sodium per serving: Chicken Noodle Soup, 890 mg (39%).</w:t>
+      </w:r>
+    </w:p>
+    <w:p>
+      <w:pPr>
+        <w:numPr>
+          <w:ilvl w:val="0"/>
+          <w:numId w:val="1003"/>
+        </w:numPr>
+        <w:pStyle w:val="Compact"/>
+      </w:pPr>
+      <w:r>
+        <w:t xml:space="preserve">Fewest servings per container: a tie between the soup and the sports drink at about 2.5; accept either. (Push:</w:t>
       </w:r>
       <w:r>
         <w:t xml:space="preserve"> </w:t>
@@ -1178,29 +1202,53 @@
       <w:r>
         <w:t xml:space="preserve">The bottle. That is the serving size game.)</w:t>
       </w:r>
-      <w:r>
-        <w:t xml:space="preserve"> </w:t>
-      </w:r>
-      <w:r>
-        <w:t xml:space="preserve">3. 20% or more: Frosted Corn Flakes iron 45% (good), or added sugars 26% (not good); Soup sodium 39% (not good); Sports Drink added sugars 42% (not good); Granola Bars added sugars 22% (not good). Any correct pair with the right good or bad call.</w:t>
-      </w:r>
-      <w:r>
-        <w:t xml:space="preserve"> </w:t>
-      </w:r>
-      <w:r>
-        <w:t xml:space="preserve">4. 0 g added sugars: Potato Chips or Chicken Noodle Soup.</w:t>
-      </w:r>
-      <w:r>
-        <w:t xml:space="preserve"> </w:t>
-      </w:r>
-      <w:r>
-        <w:t xml:space="preserve">5. Most fiber: Granola Bars, 2 g (7%). (All five are low in fiber; that is worth saying out loud.)</w:t>
-      </w:r>
-      <w:r>
-        <w:t xml:space="preserve"> </w:t>
-      </w:r>
-      <w:r>
-        <w:t xml:space="preserve">6. Any package with two numbers that support it. The strongest case is usually the potato chips (0 g added sugars, 170 mg sodium) or the granola bars, and the point is that</w:t>
+    </w:p>
+    <w:p>
+      <w:pPr>
+        <w:numPr>
+          <w:ilvl w:val="0"/>
+          <w:numId w:val="1003"/>
+        </w:numPr>
+        <w:pStyle w:val="Compact"/>
+      </w:pPr>
+      <w:r>
+        <w:t xml:space="preserve">20% or more: Frosted Corn Flakes iron 45% (good), or added sugars 26% (not good); Soup sodium 39% (not good); Sports Drink added sugars 42% (not good); Granola Bars added sugars 22% (not good). Any correct pair with the right good or bad call.</w:t>
+      </w:r>
+    </w:p>
+    <w:p>
+      <w:pPr>
+        <w:numPr>
+          <w:ilvl w:val="0"/>
+          <w:numId w:val="1003"/>
+        </w:numPr>
+        <w:pStyle w:val="Compact"/>
+      </w:pPr>
+      <w:r>
+        <w:t xml:space="preserve">0 g added sugars: Potato Chips or Chicken Noodle Soup.</w:t>
+      </w:r>
+    </w:p>
+    <w:p>
+      <w:pPr>
+        <w:numPr>
+          <w:ilvl w:val="0"/>
+          <w:numId w:val="1003"/>
+        </w:numPr>
+        <w:pStyle w:val="Compact"/>
+      </w:pPr>
+      <w:r>
+        <w:t xml:space="preserve">Most fiber: Granola Bars, 2 g (7%). (All five are low in fiber; that is worth saying out loud.)</w:t>
+      </w:r>
+    </w:p>
+    <w:p>
+      <w:pPr>
+        <w:numPr>
+          <w:ilvl w:val="0"/>
+          <w:numId w:val="1003"/>
+        </w:numPr>
+        <w:pStyle w:val="Compact"/>
+      </w:pPr>
+      <w:r>
+        <w:t xml:space="preserve">Any package with two numbers that support it. The strongest case is usually the potato chips (0 g added sugars, 170 mg sodium) or the granola bars, and the point is that</w:t>
       </w:r>
       <w:r>
         <w:t xml:space="preserve"> </w:t>
@@ -1229,7 +1277,7 @@
     </w:p>
     <w:p>
       <w:pPr>
-        <w:pStyle w:val="BodyText"/>
+        <w:pStyle w:val="FirstParagraph"/>
       </w:pPr>
       <w:r>
         <w:rPr>
@@ -1426,8 +1474,111 @@
       </w:pPr>
     </w:lvl>
   </w:abstractNum>
+  <w:abstractNum w:abstractNumId="991">
+    <w:nsid w:val="ea454b4c"/>
+    <w:multiLevelType w:val="multilevel"/>
+    <w:lvl w:ilvl="0">
+      <w:numFmt w:val="bullet"/>
+      <w:lvlText w:val="•"/>
+      <w:lvlJc w:val="left"/>
+      <w:pPr>
+        <w:tabs>
+          <w:tab w:val="num" w:pos="0"/>
+        </w:tabs>
+        <w:ind w:left="480" w:hanging="480"/>
+      </w:pPr>
+    </w:lvl>
+    <w:lvl w:ilvl="1">
+      <w:numFmt w:val="bullet"/>
+      <w:lvlText w:val="–"/>
+      <w:lvlJc w:val="left"/>
+      <w:pPr>
+        <w:tabs>
+          <w:tab w:val="num" w:pos="720"/>
+        </w:tabs>
+        <w:ind w:left="1200" w:hanging="480"/>
+      </w:pPr>
+    </w:lvl>
+    <w:lvl w:ilvl="2">
+      <w:numFmt w:val="bullet"/>
+      <w:lvlText w:val="•"/>
+      <w:lvlJc w:val="left"/>
+      <w:pPr>
+        <w:tabs>
+          <w:tab w:val="num" w:pos="1440"/>
+        </w:tabs>
+        <w:ind w:left="1920" w:hanging="480"/>
+      </w:pPr>
+    </w:lvl>
+    <w:lvl w:ilvl="3">
+      <w:numFmt w:val="bullet"/>
+      <w:lvlText w:val="–"/>
+      <w:lvlJc w:val="left"/>
+      <w:pPr>
+        <w:tabs>
+          <w:tab w:val="num" w:pos="2160"/>
+        </w:tabs>
+        <w:ind w:left="2640" w:hanging="480"/>
+      </w:pPr>
+    </w:lvl>
+    <w:lvl w:ilvl="4">
+      <w:numFmt w:val="bullet"/>
+      <w:lvlText w:val="•"/>
+      <w:lvlJc w:val="left"/>
+      <w:pPr>
+        <w:tabs>
+          <w:tab w:val="num" w:pos="2880"/>
+        </w:tabs>
+        <w:ind w:left="3360" w:hanging="480"/>
+      </w:pPr>
+    </w:lvl>
+    <w:lvl w:ilvl="5">
+      <w:numFmt w:val="bullet"/>
+      <w:lvlText w:val="–"/>
+      <w:lvlJc w:val="left"/>
+      <w:pPr>
+        <w:tabs>
+          <w:tab w:val="num" w:pos="3600"/>
+        </w:tabs>
+        <w:ind w:left="4080" w:hanging="480"/>
+      </w:pPr>
+    </w:lvl>
+    <w:lvl w:ilvl="6">
+      <w:numFmt w:val="bullet"/>
+      <w:lvlText w:val="•"/>
+      <w:lvlJc w:val="left"/>
+      <w:pPr>
+        <w:tabs>
+          <w:tab w:val="num" w:pos="4320"/>
+        </w:tabs>
+        <w:ind w:left="4800" w:hanging="480"/>
+      </w:pPr>
+    </w:lvl>
+    <w:lvl w:ilvl="7">
+      <w:numFmt w:val="bullet"/>
+      <w:lvlText w:val="–"/>
+      <w:lvlJc w:val="left"/>
+      <w:pPr>
+        <w:tabs>
+          <w:tab w:val="num" w:pos="5040"/>
+        </w:tabs>
+        <w:ind w:left="5520" w:hanging="480"/>
+      </w:pPr>
+    </w:lvl>
+    <w:lvl w:ilvl="8">
+      <w:numFmt w:val="bullet"/>
+      <w:lvlText w:val="•"/>
+      <w:lvlJc w:val="left"/>
+      <w:pPr>
+        <w:tabs>
+          <w:tab w:val="num" w:pos="5760"/>
+        </w:tabs>
+        <w:ind w:left="6240" w:hanging="480"/>
+      </w:pPr>
+    </w:lvl>
+  </w:abstractNum>
   <w:abstractNum w:abstractNumId="99411">
-    <w:nsid w:val="ea454b4c"/>
+    <w:nsid w:val="71315dca"/>
     <w:multiLevelType w:val="multilevel"/>
     <w:lvl w:ilvl="0">
       <w:start w:val="1"/>
@@ -1542,6 +1693,39 @@
     <w:abstractNumId w:val="990"/>
   </w:num>
   <w:num w:numId="1001">
+    <w:abstractNumId w:val="991"/>
+  </w:num>
+  <w:num w:numId="1002">
+    <w:abstractNumId w:val="99411"/>
+    <w:lvlOverride w:ilvl="0">
+      <w:startOverride w:val="1"/>
+    </w:lvlOverride>
+    <w:lvlOverride w:ilvl="1">
+      <w:startOverride w:val="1"/>
+    </w:lvlOverride>
+    <w:lvlOverride w:ilvl="2">
+      <w:startOverride w:val="1"/>
+    </w:lvlOverride>
+    <w:lvlOverride w:ilvl="3">
+      <w:startOverride w:val="1"/>
+    </w:lvlOverride>
+    <w:lvlOverride w:ilvl="4">
+      <w:startOverride w:val="1"/>
+    </w:lvlOverride>
+    <w:lvlOverride w:ilvl="5">
+      <w:startOverride w:val="1"/>
+    </w:lvlOverride>
+    <w:lvlOverride w:ilvl="6">
+      <w:startOverride w:val="1"/>
+    </w:lvlOverride>
+    <w:lvlOverride w:ilvl="7">
+      <w:startOverride w:val="1"/>
+    </w:lvlOverride>
+    <w:lvlOverride w:ilvl="8">
+      <w:startOverride w:val="1"/>
+    </w:lvlOverride>
+  </w:num>
+  <w:num w:numId="1003">
     <w:abstractNumId w:val="99411"/>
     <w:lvlOverride w:ilvl="0">
       <w:startOverride w:val="1"/>

--- a/downloads/teacher/05 Materials/Unit 01/Handouts/Handout 01.11 - Label Scavenger Hunt.docx
+++ b/downloads/teacher/05 Materials/Unit 01/Handouts/Handout 01.11 - Label Scavenger Hunt.docx
@@ -343,33 +343,6 @@
       </w:r>
       <w:r>
         <w:t xml:space="preserve">serving size, servings per container, calories, percent daily value, sodium, dietary fiber, added sugars.</w:t>
-      </w:r>
-      <w:r>
-        <w:t xml:space="preserve"> </w:t>
-      </w:r>
-      <w:r>
-        <w:rPr>
-          <w:rStyle w:val="TeacherNote"/>
-        </w:rPr>
-        <w:t xml:space="preserve">[Sal: add the Turkish, Portuguese, and Spanish words from</w:t>
-      </w:r>
-      <w:r>
-        <w:rPr>
-          <w:rStyle w:val="TeacherNote"/>
-        </w:rPr>
-        <w:t xml:space="preserve"> </w:t>
-      </w:r>
-      <w:r>
-        <w:rPr>
-          <w:rStyle w:val="VerbatimChar"/>
-        </w:rPr>
-        <w:t xml:space="preserve">Vocabulary 01.md</w:t>
-      </w:r>
-      <w:r>
-        <w:rPr>
-          <w:rStyle w:val="TeacherNote"/>
-        </w:rPr>
-        <w:t xml:space="preserve">.]</w:t>
       </w:r>
     </w:p>
     <w:p>
@@ -1122,15 +1095,6 @@
       </w:r>
       <w:r>
         <w:t xml:space="preserve">A: servings per container. B: serving size. C: calories. D: percent daily value. E: sodium. F: dietary fiber. G: added sugars. The screen label answers depend on the poster label you use.</w:t>
-      </w:r>
-      <w:r>
-        <w:t xml:space="preserve"> </w:t>
-      </w:r>
-      <w:r>
-        <w:rPr>
-          <w:rStyle w:val="TeacherNote"/>
-        </w:rPr>
-        <w:t xml:space="preserve">[Sal: write them here: serving size ______, calories ______, sodium ______% (low / in between / high), fiber ______% (low / in between / high), package calories ______, package sodium ______ mg.]</w:t>
       </w:r>
     </w:p>
     <w:p>
